--- a/guess-what/tests/quarter-2-test.docx
+++ b/guess-what/tests/quarter-2-test.docx
@@ -551,7 +551,7 @@
                 <w:i w:val="0"/>
                 <w:sz w:val="21"/>
               </w:rPr>
-              <w:t xml:space="preserve">  They've got Science on Tuesday.</w:t>
+              <w:t xml:space="preserve">  They have science on Tuesday.</w:t>
             </w:r>
           </w:p>
         </w:tc>
@@ -615,7 +615,7 @@
                 <w:i w:val="0"/>
                 <w:sz w:val="21"/>
               </w:rPr>
-              <w:t xml:space="preserve">  They've got PE on Wednesday.</w:t>
+              <w:t xml:space="preserve">  They have P.E. on Wednesday.</w:t>
             </w:r>
           </w:p>
         </w:tc>
@@ -679,7 +679,7 @@
                 <w:i w:val="0"/>
                 <w:sz w:val="21"/>
               </w:rPr>
-              <w:t xml:space="preserve">  They've got Music on Wednesday.</w:t>
+              <w:t xml:space="preserve">  They have music on Wednesday.</w:t>
             </w:r>
           </w:p>
         </w:tc>
@@ -743,7 +743,7 @@
                 <w:i w:val="0"/>
                 <w:sz w:val="21"/>
               </w:rPr>
-              <w:t xml:space="preserve">  Lily has got swimming club on Friday.</w:t>
+              <w:t xml:space="preserve">  Lily has swimming club on Friday.</w:t>
             </w:r>
           </w:p>
         </w:tc>
@@ -807,7 +807,7 @@
                 <w:i w:val="0"/>
                 <w:sz w:val="21"/>
               </w:rPr>
-              <w:t xml:space="preserve">  They've got PE on Thursday.</w:t>
+              <w:t xml:space="preserve">  They have P.E. on Thursday.</w:t>
             </w:r>
           </w:p>
         </w:tc>
@@ -1541,7 +1541,7 @@
           <w:i w:val="0"/>
           <w:sz w:val="22"/>
         </w:rPr>
-        <w:t>Have</w:t>
+        <w:t>Do</w:t>
       </w:r>
       <w:r>
         <w:rPr>
@@ -1559,7 +1559,7 @@
           <w:i w:val="0"/>
           <w:sz w:val="22"/>
         </w:rPr>
-        <w:t>Has</w:t>
+        <w:t>Does</w:t>
       </w:r>
       <w:r>
         <w:rPr>
@@ -1568,7 +1568,7 @@
           <w:i w:val="0"/>
           <w:sz w:val="22"/>
         </w:rPr>
-        <w:t>) we got Maths on Monday?</w:t>
+        <w:t>) we have math on Monday?</w:t>
       </w:r>
     </w:p>
     <w:p>
@@ -1591,7 +1591,7 @@
           <w:i w:val="0"/>
           <w:sz w:val="22"/>
         </w:rPr>
-        <w:t xml:space="preserve">  Has she got PE on Tuesday? — No, she (</w:t>
+        <w:t xml:space="preserve">  Does she have P.E. on Tuesday? — No, she (</w:t>
       </w:r>
       <w:r>
         <w:rPr>
@@ -1600,7 +1600,7 @@
           <w:i w:val="0"/>
           <w:sz w:val="22"/>
         </w:rPr>
-        <w:t>hasn't</w:t>
+        <w:t>doesn't</w:t>
       </w:r>
       <w:r>
         <w:rPr>
@@ -1618,7 +1618,7 @@
           <w:i w:val="0"/>
           <w:sz w:val="22"/>
         </w:rPr>
-        <w:t>haven't</w:t>
+        <w:t>don't</w:t>
       </w:r>
       <w:r>
         <w:rPr>
@@ -1918,7 +1918,7 @@
                 <w:i w:val="0"/>
                 <w:sz w:val="22"/>
               </w:rPr>
-              <w:t>have</w:t>
+              <w:t>do</w:t>
             </w:r>
             <w:r>
               <w:rPr>
@@ -1972,7 +1972,7 @@
                 <w:i w:val="0"/>
                 <w:sz w:val="22"/>
               </w:rPr>
-              <w:t>has</w:t>
+              <w:t>does</w:t>
             </w:r>
           </w:p>
         </w:tc>
@@ -2003,7 +2003,7 @@
           <w:i w:val="0"/>
           <w:sz w:val="22"/>
         </w:rPr>
-        <w:t xml:space="preserve">  We've got Science ________ Wednesday.</w:t>
+        <w:t xml:space="preserve">  We have science ________ Wednesday.</w:t>
       </w:r>
     </w:p>
     <w:p>
@@ -2026,7 +2026,7 @@
           <w:i w:val="0"/>
           <w:sz w:val="22"/>
         </w:rPr>
-        <w:t xml:space="preserve">  What club ________ he got in the evening?</w:t>
+        <w:t xml:space="preserve">  What club ________ he have in the evening?</w:t>
       </w:r>
     </w:p>
     <w:p>
@@ -2190,7 +2190,7 @@
                 <w:i w:val="0"/>
                 <w:sz w:val="22"/>
               </w:rPr>
-              <w:t>Hi! I'm Anna. On Monday I've got Maths and English. I've got Art on Tuesday.</w:t>
+              <w:t>Hi! I'm Anna. On Monday I have math and English. I have art on Tuesday.</w:t>
             </w:r>
           </w:p>
           <w:p>
@@ -2204,7 +2204,7 @@
                 <w:i w:val="0"/>
                 <w:sz w:val="22"/>
               </w:rPr>
-              <w:t>I get up at half past six on school days. I go to school at eight o'clock and I have lunch at one o'clock. In the evening I've got swimming club.</w:t>
+              <w:t>I get up at half past six on school days. I go to school at eight o'clock and I have lunch at one o'clock. In the evening I have swimming club.</w:t>
             </w:r>
           </w:p>
         </w:tc>
@@ -2235,7 +2235,7 @@
           <w:i w:val="0"/>
           <w:sz w:val="22"/>
         </w:rPr>
-        <w:t xml:space="preserve">  You are Anna. What have you got on Tuesday?</w:t>
+        <w:t xml:space="preserve">  You are Anna. What do you have on Tuesday?</w:t>
       </w:r>
     </w:p>
     <w:p>
@@ -2297,7 +2297,7 @@
           <w:i w:val="0"/>
           <w:sz w:val="22"/>
         </w:rPr>
-        <w:t xml:space="preserve">  What club have you got in the evening?</w:t>
+        <w:t xml:space="preserve">  What club do you have in the evening?</w:t>
       </w:r>
     </w:p>
     <w:p>
@@ -2383,7 +2383,7 @@
           <w:i w:val="0"/>
           <w:sz w:val="22"/>
         </w:rPr>
-        <w:t xml:space="preserve">  got  /  Friday?  /  we  /  Art  /  Have  /  on</w:t>
+        <w:t xml:space="preserve">  have  /  Friday?  /  we  /  art  /  Do  /  on</w:t>
       </w:r>
     </w:p>
     <w:p>
@@ -2517,7 +2517,7 @@
                 <w:i w:val="0"/>
                 <w:sz w:val="22"/>
               </w:rPr>
-              <w:t>On Monday I've got ___ and ___ .</w:t>
+              <w:t>On Monday I have ___ and ___ .</w:t>
             </w:r>
           </w:p>
           <w:p>
@@ -2559,7 +2559,7 @@
                 <w:i w:val="0"/>
                 <w:sz w:val="22"/>
               </w:rPr>
-              <w:t>I've got ___ club on ___ .</w:t>
+              <w:t>I have ___ club on ___ .</w:t>
             </w:r>
           </w:p>
         </w:tc>
